--- a/docs/需求催办系统_部署文档及操作手册.docx
+++ b/docs/需求催办系统_部署文档及操作手册.docx
@@ -39,7 +39,7 @@
           <w:color w:val="6B7280"/>
           <w:sz w:val="24"/>
         </w:rPr>
-        <w:t>版本：v1.2.0（可分发版）</w:t>
+        <w:t>版本：v1.3.0（可分发版）</w:t>
       </w:r>
     </w:p>
     <w:p>
@@ -52,7 +52,7 @@
           <w:color w:val="6B7280"/>
           <w:sz w:val="24"/>
         </w:rPr>
-        <w:t>日期：2026-06-25</w:t>
+        <w:t>日期：2026-06-30</w:t>
       </w:r>
     </w:p>
     <w:p>
@@ -268,7 +268,7 @@
         <w:ind w:left="864"/>
       </w:pPr>
       <w:r>
-        <w:t xml:space="preserve">    5.9 使用 Chrome 插件提取需求信息</w:t>
+        <w:t xml:space="preserve">    5.9 集团需求导出</w:t>
       </w:r>
     </w:p>
     <w:p>
@@ -277,7 +277,7 @@
         <w:ind w:left="864"/>
       </w:pPr>
       <w:r>
-        <w:t xml:space="preserve">    5.10 插件收件人管理</w:t>
+        <w:t xml:space="preserve">    5.10 使用 Chrome 插件提取需求信息</w:t>
       </w:r>
     </w:p>
     <w:p>
@@ -286,7 +286,16 @@
         <w:ind w:left="864"/>
       </w:pPr>
       <w:r>
-        <w:t xml:space="preserve">    5.11 插件邮箱与数据库设置</w:t>
+        <w:t xml:space="preserve">    5.11 插件收件人管理</w:t>
+      </w:r>
+    </w:p>
+    <w:p>
+      <w:pPr>
+        <w:pStyle w:val="ListBullet"/>
+        <w:ind w:left="864"/>
+      </w:pPr>
+      <w:r>
+        <w:t xml:space="preserve">    5.12 插件邮箱与数据库设置</w:t>
       </w:r>
     </w:p>
     <w:p>
@@ -347,7 +356,7 @@
         <w:pStyle w:val="ListBullet"/>
       </w:pPr>
       <w:r>
-        <w:t>工作量编辑：为每个需求填写工作量、标记是否涉及开发、填写开发单号</w:t>
+        <w:t>工作量编辑：为每个需求填写工作量、标记是否涉及开发、填写开发单号，支持单行保存</w:t>
       </w:r>
     </w:p>
     <w:p>
@@ -388,6 +397,14 @@
       </w:pPr>
       <w:r>
         <w:t>Chrome 插件：在需求/工单页面一键提取信息并发送邮件，自动写入数据库</w:t>
+      </w:r>
+    </w:p>
+    <w:p>
+      <w:pPr>
+        <w:pStyle w:val="ListBullet"/>
+      </w:pPr>
+      <w:r>
+        <w:t>集团需求导出：筛选非敏捷需求，按页勾选后一键导出 Excel</w:t>
       </w:r>
     </w:p>
     <w:p>
@@ -533,13 +550,19 @@
           <w:color w:val="1F2937"/>
           <w:sz w:val="18"/>
         </w:rPr>
-        <w:t>2026-06-18-09-00-23-distributable/</w:t>
+        <w:t>xqemail/</w:t>
         <w:br/>
         <w:t>├── email-manager/              # 主应用目录</w:t>
         <w:br/>
         <w:t>│   ├── config/                 # 配置加载器</w:t>
         <w:br/>
         <w:t>│   ├── public/                 # 前端静态资源（HTML/CSS/JS）</w:t>
+        <w:br/>
+        <w:t>│   │   ├── group.html          # 集团需求页面</w:t>
+        <w:br/>
+        <w:t>│   │   ├── js/group.js         # 集团需求页面脚本</w:t>
+        <w:br/>
+        <w:t>│   │   └── lib/                # Excel 导出库</w:t>
         <w:br/>
         <w:t>│   ├── routes/                 # API 路由</w:t>
         <w:br/>
@@ -1481,6 +1504,24 @@
           <w:rFonts w:ascii="Microsoft YaHei" w:hAnsi="Microsoft YaHei" w:eastAsia="Microsoft YaHei"/>
           <w:b w:val="0"/>
         </w:rPr>
+        <w:t>涉及系统与责任人过多时，默认最多显示 2 个，超出部分以 +N 气泡展示，点击气泡可查看全部。</w:t>
+      </w:r>
+    </w:p>
+    <w:p>
+      <w:r>
+        <w:rPr>
+          <w:rFonts w:ascii="Microsoft YaHei" w:hAnsi="Microsoft YaHei" w:eastAsia="Microsoft YaHei"/>
+          <w:b w:val="0"/>
+        </w:rPr>
+        <w:t>责任人中不涉及开发的会以斜体显示，并标注“（不涉及开发）”；整体行仅展示涉及开发的责任人和系统。</w:t>
+      </w:r>
+    </w:p>
+    <w:p>
+      <w:r>
+        <w:rPr>
+          <w:rFonts w:ascii="Microsoft YaHei" w:hAnsi="Microsoft YaHei" w:eastAsia="Microsoft YaHei"/>
+          <w:b w:val="0"/>
+        </w:rPr>
         <w:t>点击需求名称可查看详情弹窗。</w:t>
       </w:r>
     </w:p>
@@ -1570,7 +1611,12 @@
     </w:p>
     <w:p>
       <w:r>
-        <w:t>5. 修改完成后，点击顶部“保存修改”按钮</w:t>
+        <w:t>5. 点击该行右侧的“保存”按钮可单独保存当前系统</w:t>
+      </w:r>
+    </w:p>
+    <w:p>
+      <w:r>
+        <w:t>6. 也可修改多行后点击顶部“保存修改”按钮进行批量保存</w:t>
       </w:r>
     </w:p>
     <w:p>
@@ -1935,7 +1981,69 @@
         <w:rPr>
           <w:rFonts w:ascii="Microsoft YaHei" w:hAnsi="Microsoft YaHei" w:eastAsia="Microsoft YaHei"/>
         </w:rPr>
-        <w:t>5.9 使用 Chrome 插件提取需求信息</w:t>
+        <w:t>5.9 集团需求导出</w:t>
+      </w:r>
+    </w:p>
+    <w:p>
+      <w:r>
+        <w:rPr>
+          <w:rFonts w:ascii="Microsoft YaHei" w:hAnsi="Microsoft YaHei" w:eastAsia="Microsoft YaHei"/>
+          <w:b w:val="0"/>
+        </w:rPr>
+        <w:t>点击顶部导航“集团需求”进入集团运营工单页面。</w:t>
+      </w:r>
+    </w:p>
+    <w:p>
+      <w:r>
+        <w:t>1. 页面自动过滤需求ID中不包含“敏捷需求”的运营工单</w:t>
+      </w:r>
+    </w:p>
+    <w:p>
+      <w:r>
+        <w:t>2. 列表按工单发布时间从大到小排序，每页最多展示 10 条</w:t>
+      </w:r>
+    </w:p>
+    <w:p>
+      <w:r>
+        <w:t>3. 在需要导出的工单前勾选复选框，也可点击表头复选框全选当前页</w:t>
+      </w:r>
+    </w:p>
+    <w:p>
+      <w:r>
+        <w:t>4. 点击右上角“一键导出”按钮，系统自动生成 Excel 文件并下载</w:t>
+      </w:r>
+    </w:p>
+    <w:p>
+      <w:r>
+        <w:rPr>
+          <w:rFonts w:ascii="Microsoft YaHei" w:hAnsi="Microsoft YaHei" w:eastAsia="Microsoft YaHei"/>
+          <w:b w:val="0"/>
+        </w:rPr>
+        <w:t>导出文件的表头会自动替换为：运营工单ID、工单发布时间、运营工单名称、发布人、开发单号或说明；文件名为“集团运营工单YYYYMMDDhhmmss.xlsx”。</w:t>
+      </w:r>
+    </w:p>
+    <w:p>
+      <w:pPr>
+        <w:ind w:left="288"/>
+      </w:pPr>
+      <w:r>
+        <w:rPr>
+          <w:rFonts w:ascii="Microsoft YaHei" w:hAnsi="Microsoft YaHei" w:eastAsia="Microsoft YaHei"/>
+          <w:color w:val="D97706"/>
+        </w:rPr>
+        <w:t>注意：导出时只包含已勾选的工单，未勾选的数据不会写入 Excel。</w:t>
+      </w:r>
+    </w:p>
+    <w:p>
+      <w:pPr>
+        <w:pStyle w:val="Heading2"/>
+        <w:jc w:val="left"/>
+      </w:pPr>
+      <w:r>
+        <w:rPr>
+          <w:rFonts w:ascii="Microsoft YaHei" w:hAnsi="Microsoft YaHei" w:eastAsia="Microsoft YaHei"/>
+        </w:rPr>
+        <w:t>5.10 使用 Chrome 插件提取需求信息</w:t>
       </w:r>
     </w:p>
     <w:p>
@@ -2059,7 +2167,7 @@
         <w:rPr>
           <w:rFonts w:ascii="Microsoft YaHei" w:hAnsi="Microsoft YaHei" w:eastAsia="Microsoft YaHei"/>
         </w:rPr>
-        <w:t>5.10 插件收件人管理</w:t>
+        <w:t>5.11 插件收件人管理</w:t>
       </w:r>
     </w:p>
     <w:p>
@@ -2177,7 +2285,7 @@
         <w:rPr>
           <w:rFonts w:ascii="Microsoft YaHei" w:hAnsi="Microsoft YaHei" w:eastAsia="Microsoft YaHei"/>
         </w:rPr>
-        <w:t>5.11 插件邮箱与数据库设置</w:t>
+        <w:t>5.12 插件邮箱与数据库设置</w:t>
       </w:r>
     </w:p>
     <w:p>

--- a/docs/需求催办系统_部署文档及操作手册.docx
+++ b/docs/需求催办系统_部署文档及操作手册.docx
@@ -2014,6 +2014,58 @@
       </w:r>
     </w:p>
     <w:p>
+      <w:pPr>
+        <w:jc w:val="center"/>
+      </w:pPr>
+      <w:r>
+        <w:drawing>
+          <wp:inline xmlns:a="http://schemas.openxmlformats.org/drawingml/2006/main" xmlns:pic="http://schemas.openxmlformats.org/drawingml/2006/picture">
+            <wp:extent cx="5486400" cy="2593317"/>
+            <wp:docPr id="7" name="Picture 7"/>
+            <wp:cNvGraphicFramePr>
+              <a:graphicFrameLocks noChangeAspect="1"/>
+            </wp:cNvGraphicFramePr>
+            <a:graphic>
+              <a:graphicData uri="http://schemas.openxmlformats.org/drawingml/2006/picture">
+                <pic:pic>
+                  <pic:nvPicPr>
+                    <pic:cNvPr id="0" name="10_group.png"/>
+                    <pic:cNvPicPr/>
+                  </pic:nvPicPr>
+                  <pic:blipFill>
+                    <a:blip r:embed="rId15"/>
+                    <a:stretch>
+                      <a:fillRect/>
+                    </a:stretch>
+                  </pic:blipFill>
+                  <pic:spPr>
+                    <a:xfrm>
+                      <a:off x="0" y="0"/>
+                      <a:ext cx="5486400" cy="2593317"/>
+                    </a:xfrm>
+                    <a:prstGeom prst="rect"/>
+                  </pic:spPr>
+                </pic:pic>
+              </a:graphicData>
+            </a:graphic>
+          </wp:inline>
+        </w:drawing>
+      </w:r>
+    </w:p>
+    <w:p>
+      <w:pPr>
+        <w:jc w:val="center"/>
+      </w:pPr>
+      <w:r>
+        <w:rPr>
+          <w:rFonts w:ascii="Microsoft YaHei" w:hAnsi="Microsoft YaHei" w:eastAsia="Microsoft YaHei"/>
+          <w:color w:val="6B7280"/>
+          <w:sz w:val="18"/>
+        </w:rPr>
+        <w:t>图：集团需求页面</w:t>
+      </w:r>
+    </w:p>
+    <w:p>
       <w:r>
         <w:rPr>
           <w:rFonts w:ascii="Microsoft YaHei" w:hAnsi="Microsoft YaHei" w:eastAsia="Microsoft YaHei"/>
@@ -2093,7 +2145,7 @@
         <w:drawing>
           <wp:inline xmlns:a="http://schemas.openxmlformats.org/drawingml/2006/main" xmlns:pic="http://schemas.openxmlformats.org/drawingml/2006/picture">
             <wp:extent cx="5486400" cy="6868550"/>
-            <wp:docPr id="7" name="Picture 7"/>
+            <wp:docPr id="8" name="Picture 8"/>
             <wp:cNvGraphicFramePr>
               <a:graphicFrameLocks noChangeAspect="1"/>
             </wp:cNvGraphicFramePr>
@@ -2105,7 +2157,7 @@
                     <pic:cNvPicPr/>
                   </pic:nvPicPr>
                   <pic:blipFill>
-                    <a:blip r:embed="rId15"/>
+                    <a:blip r:embed="rId16"/>
                     <a:stretch>
                       <a:fillRect/>
                     </a:stretch>
@@ -2232,7 +2284,7 @@
         <w:drawing>
           <wp:inline xmlns:a="http://schemas.openxmlformats.org/drawingml/2006/main" xmlns:pic="http://schemas.openxmlformats.org/drawingml/2006/picture">
             <wp:extent cx="5486400" cy="6868550"/>
-            <wp:docPr id="8" name="Picture 8"/>
+            <wp:docPr id="9" name="Picture 9"/>
             <wp:cNvGraphicFramePr>
               <a:graphicFrameLocks noChangeAspect="1"/>
             </wp:cNvGraphicFramePr>
@@ -2244,7 +2296,7 @@
                     <pic:cNvPicPr/>
                   </pic:nvPicPr>
                   <pic:blipFill>
-                    <a:blip r:embed="rId16"/>
+                    <a:blip r:embed="rId17"/>
                     <a:stretch>
                       <a:fillRect/>
                     </a:stretch>
@@ -2363,7 +2415,7 @@
         <w:drawing>
           <wp:inline xmlns:a="http://schemas.openxmlformats.org/drawingml/2006/main" xmlns:pic="http://schemas.openxmlformats.org/drawingml/2006/picture">
             <wp:extent cx="5486400" cy="6868550"/>
-            <wp:docPr id="9" name="Picture 9"/>
+            <wp:docPr id="10" name="Picture 10"/>
             <wp:cNvGraphicFramePr>
               <a:graphicFrameLocks noChangeAspect="1"/>
             </wp:cNvGraphicFramePr>
@@ -2375,7 +2427,7 @@
                     <pic:cNvPicPr/>
                   </pic:nvPicPr>
                   <pic:blipFill>
-                    <a:blip r:embed="rId17"/>
+                    <a:blip r:embed="rId18"/>
                     <a:stretch>
                       <a:fillRect/>
                     </a:stretch>

--- a/docs/需求催办系统_部署文档及操作手册.docx
+++ b/docs/需求催办系统_部署文档及操作手册.docx
@@ -39,7 +39,7 @@
           <w:color w:val="6B7280"/>
           <w:sz w:val="24"/>
         </w:rPr>
-        <w:t>版本：v1.3.0（可分发版）</w:t>
+        <w:t>版本：v1.4.0（可分发版）</w:t>
       </w:r>
     </w:p>
     <w:p>
@@ -52,7 +52,7 @@
           <w:color w:val="6B7280"/>
           <w:sz w:val="24"/>
         </w:rPr>
-        <w:t>日期：2026-06-30</w:t>
+        <w:t>日期：2026-07-01</w:t>
       </w:r>
     </w:p>
     <w:p>
@@ -205,7 +205,7 @@
         <w:ind w:left="864"/>
       </w:pPr>
       <w:r>
-        <w:t xml:space="preserve">    5.2 查看需求列表</w:t>
+        <w:t xml:space="preserve">    5.2 查看需求清单</w:t>
       </w:r>
     </w:p>
     <w:p>
@@ -268,7 +268,7 @@
         <w:ind w:left="864"/>
       </w:pPr>
       <w:r>
-        <w:t xml:space="preserve">    5.9 集团需求导出</w:t>
+        <w:t xml:space="preserve">    5.9 我的待办</w:t>
       </w:r>
     </w:p>
     <w:p>
@@ -277,7 +277,7 @@
         <w:ind w:left="864"/>
       </w:pPr>
       <w:r>
-        <w:t xml:space="preserve">    5.10 使用 Chrome 插件提取需求信息</w:t>
+        <w:t xml:space="preserve">    5.10 集团需求导出</w:t>
       </w:r>
     </w:p>
     <w:p>
@@ -286,7 +286,7 @@
         <w:ind w:left="864"/>
       </w:pPr>
       <w:r>
-        <w:t xml:space="preserve">    5.11 插件收件人管理</w:t>
+        <w:t xml:space="preserve">    5.11 使用 Chrome 插件提取需求信息</w:t>
       </w:r>
     </w:p>
     <w:p>
@@ -295,7 +295,16 @@
         <w:ind w:left="864"/>
       </w:pPr>
       <w:r>
-        <w:t xml:space="preserve">    5.12 插件邮箱与数据库设置</w:t>
+        <w:t xml:space="preserve">    5.12 插件收件人管理</w:t>
+      </w:r>
+    </w:p>
+    <w:p>
+      <w:pPr>
+        <w:pStyle w:val="ListBullet"/>
+        <w:ind w:left="864"/>
+      </w:pPr>
+      <w:r>
+        <w:t xml:space="preserve">    5.13 插件邮箱与数据库设置</w:t>
       </w:r>
     </w:p>
     <w:p>
@@ -348,7 +357,7 @@
         <w:pStyle w:val="ListBullet"/>
       </w:pPr>
       <w:r>
-        <w:t>Web 端需求管理：按需求分组展示，支持展开/折叠、分页、排序</w:t>
+        <w:t>Web 端需求清单：按需求分组展示，支持展开/折叠、分页、排序</w:t>
       </w:r>
     </w:p>
     <w:p>
@@ -397,6 +406,14 @@
       </w:pPr>
       <w:r>
         <w:t>Chrome 插件：在需求/工单页面一键提取信息并发送邮件，自动写入数据库</w:t>
+      </w:r>
+    </w:p>
+    <w:p>
+      <w:pPr>
+        <w:pStyle w:val="ListBullet"/>
+      </w:pPr>
+      <w:r>
+        <w:t>我的待办：展示工作量已评估但开发单号未录完的需求，支持直接录入开发单号</w:t>
       </w:r>
     </w:p>
     <w:p>
@@ -561,6 +578,10 @@
         <w:t>│   │   ├── group.html          # 集团需求页面</w:t>
         <w:br/>
         <w:t>│   │   ├── js/group.js         # 集团需求页面脚本</w:t>
+        <w:br/>
+        <w:t>│   │   ├── todo.html           # 我的待办页面</w:t>
+        <w:br/>
+        <w:t>│   │   ├── js/todo.js          # 我的待办页面脚本</w:t>
         <w:br/>
         <w:t>│   │   └── lib/                # Excel 导出库</w:t>
         <w:br/>
@@ -1408,7 +1429,7 @@
           <w:rFonts w:ascii="Microsoft YaHei" w:hAnsi="Microsoft YaHei" w:eastAsia="Microsoft YaHei"/>
           <w:b w:val="0"/>
         </w:rPr>
-        <w:t>登录成功后自动跳转到需求管理首页。</w:t>
+        <w:t>登录成功后自动跳转到需求清单首页。</w:t>
       </w:r>
     </w:p>
     <w:p>
@@ -1420,7 +1441,7 @@
         <w:rPr>
           <w:rFonts w:ascii="Microsoft YaHei" w:hAnsi="Microsoft YaHei" w:eastAsia="Microsoft YaHei"/>
         </w:rPr>
-        <w:t>5.2 查看需求列表</w:t>
+        <w:t>5.2 查看需求清单</w:t>
       </w:r>
     </w:p>
     <w:p>
@@ -1429,7 +1450,7 @@
           <w:rFonts w:ascii="Microsoft YaHei" w:hAnsi="Microsoft YaHei" w:eastAsia="Microsoft YaHei"/>
           <w:b w:val="0"/>
         </w:rPr>
-        <w:t>首页展示所有需求的分组列表，包含以下信息：</w:t>
+        <w:t>首页（需求清单）展示所有需求的分组列表，包含以下信息：</w:t>
       </w:r>
     </w:p>
     <w:p>
@@ -1486,7 +1507,7 @@
           <w:color w:val="6B7280"/>
           <w:sz w:val="18"/>
         </w:rPr>
-        <w:t>图：需求管理首页</w:t>
+        <w:t>图：需求清单首页</w:t>
       </w:r>
     </w:p>
     <w:p>
@@ -1495,7 +1516,16 @@
           <w:rFonts w:ascii="Microsoft YaHei" w:hAnsi="Microsoft YaHei" w:eastAsia="Microsoft YaHei"/>
           <w:b w:val="0"/>
         </w:rPr>
-        <w:t>页面顶部显示统计卡片：总需求数、待填写工作量、已完成评估。</w:t>
+        <w:t>页面顶部会显示工作量初评提示卡片：自动统计未完成工作量初评的需求数量，并引导前往“催办提醒”页面进行催办，或直接在需求清单页录入初评工作量。</w:t>
+      </w:r>
+    </w:p>
+    <w:p>
+      <w:r>
+        <w:rPr>
+          <w:rFonts w:ascii="Microsoft YaHei" w:hAnsi="Microsoft YaHei" w:eastAsia="Microsoft YaHei"/>
+          <w:b w:val="0"/>
+        </w:rPr>
+        <w:t>页面顶部还显示统计卡片：总需求数、待填写工作量、已完成评估。</w:t>
       </w:r>
     </w:p>
     <w:p>
@@ -1808,7 +1838,7 @@
           <w:rFonts w:ascii="Microsoft YaHei" w:hAnsi="Microsoft YaHei" w:eastAsia="Microsoft YaHei"/>
           <w:b w:val="0"/>
         </w:rPr>
-        <w:t>在需求管理首页点击顶部“催办记录”按钮，可查看最近 20 条催办记录，包括：</w:t>
+        <w:t>在需求清单首页点击顶部“催办记录”按钮，可查看最近 20 条催办记录，包括：</w:t>
       </w:r>
     </w:p>
     <w:p>
@@ -1834,7 +1864,7 @@
           <w:rFonts w:ascii="Microsoft YaHei" w:hAnsi="Microsoft YaHei" w:eastAsia="Microsoft YaHei"/>
           <w:b w:val="0"/>
         </w:rPr>
-        <w:t>在需求管理首页点击顶部“邮箱设置”按钮，打开邮箱配置弹窗。</w:t>
+        <w:t>在需求清单首页点击顶部“邮箱设置”按钮，打开邮箱配置弹窗。</w:t>
       </w:r>
     </w:p>
     <w:p>
@@ -1981,7 +2011,122 @@
         <w:rPr>
           <w:rFonts w:ascii="Microsoft YaHei" w:hAnsi="Microsoft YaHei" w:eastAsia="Microsoft YaHei"/>
         </w:rPr>
-        <w:t>5.9 集团需求导出</w:t>
+        <w:t>5.9 我的待办</w:t>
+      </w:r>
+    </w:p>
+    <w:p>
+      <w:r>
+        <w:rPr>
+          <w:rFonts w:ascii="Microsoft YaHei" w:hAnsi="Microsoft YaHei" w:eastAsia="Microsoft YaHei"/>
+          <w:b w:val="0"/>
+        </w:rPr>
+        <w:t>点击顶部导航“我的待办”进入待办页面。系统会自动筛选出满足以下条件的需求：</w:t>
+      </w:r>
+    </w:p>
+    <w:p>
+      <w:pPr>
+        <w:pStyle w:val="ListBullet"/>
+      </w:pPr>
+      <w:r>
+        <w:t>该需求至少有一个涉及开发的系统</w:t>
+      </w:r>
+    </w:p>
+    <w:p>
+      <w:pPr>
+        <w:pStyle w:val="ListBullet"/>
+      </w:pPr>
+      <w:r>
+        <w:t>所有涉及开发的系统工作量均已评估（大于 0）</w:t>
+      </w:r>
+    </w:p>
+    <w:p>
+      <w:pPr>
+        <w:pStyle w:val="ListBullet"/>
+      </w:pPr>
+      <w:r>
+        <w:t>至少有一个涉及开发的系统尚未录入开发单号</w:t>
+      </w:r>
+    </w:p>
+    <w:p>
+      <w:pPr>
+        <w:jc w:val="center"/>
+      </w:pPr>
+      <w:r>
+        <w:drawing>
+          <wp:inline xmlns:a="http://schemas.openxmlformats.org/drawingml/2006/main" xmlns:pic="http://schemas.openxmlformats.org/drawingml/2006/picture">
+            <wp:extent cx="5486400" cy="2593317"/>
+            <wp:docPr id="7" name="Picture 7"/>
+            <wp:cNvGraphicFramePr>
+              <a:graphicFrameLocks noChangeAspect="1"/>
+            </wp:cNvGraphicFramePr>
+            <a:graphic>
+              <a:graphicData uri="http://schemas.openxmlformats.org/drawingml/2006/picture">
+                <pic:pic>
+                  <pic:nvPicPr>
+                    <pic:cNvPr id="0" name="11_todo.png"/>
+                    <pic:cNvPicPr/>
+                  </pic:nvPicPr>
+                  <pic:blipFill>
+                    <a:blip r:embed="rId15"/>
+                    <a:stretch>
+                      <a:fillRect/>
+                    </a:stretch>
+                  </pic:blipFill>
+                  <pic:spPr>
+                    <a:xfrm>
+                      <a:off x="0" y="0"/>
+                      <a:ext cx="5486400" cy="2593317"/>
+                    </a:xfrm>
+                    <a:prstGeom prst="rect"/>
+                  </pic:spPr>
+                </pic:pic>
+              </a:graphicData>
+            </a:graphic>
+          </wp:inline>
+        </w:drawing>
+      </w:r>
+    </w:p>
+    <w:p>
+      <w:pPr>
+        <w:jc w:val="center"/>
+      </w:pPr>
+      <w:r>
+        <w:rPr>
+          <w:rFonts w:ascii="Microsoft YaHei" w:hAnsi="Microsoft YaHei" w:eastAsia="Microsoft YaHei"/>
+          <w:color w:val="6B7280"/>
+          <w:sz w:val="18"/>
+        </w:rPr>
+        <w:t>图：我的待办页面</w:t>
+      </w:r>
+    </w:p>
+    <w:p>
+      <w:r>
+        <w:rPr>
+          <w:rFonts w:ascii="Microsoft YaHei" w:hAnsi="Microsoft YaHei" w:eastAsia="Microsoft YaHei"/>
+          <w:b w:val="0"/>
+        </w:rPr>
+        <w:t>页面顶部汇总当前待办需求数量，提醒及时转开发单并录入开发单号。</w:t>
+      </w:r>
+    </w:p>
+    <w:p>
+      <w:r>
+        <w:rPr>
+          <w:rFonts w:ascii="Microsoft YaHei" w:hAnsi="Microsoft YaHei" w:eastAsia="Microsoft YaHei"/>
+          <w:b w:val="0"/>
+        </w:rPr>
+        <w:t>待办清单的表格格式与需求清单页保持一致，可展开子行，在“开发单号”列输入单号后点击“保存”按钮。当该需求所有涉及开发的开发单号都录入完成后，该需求会自动从待办页面消失。</w:t>
+      </w:r>
+    </w:p>
+    <w:p>
+      <w:pPr>
+        <w:pStyle w:val="Heading2"/>
+        <w:jc w:val="left"/>
+      </w:pPr>
+      <w:r>
+        <w:rPr>
+          <w:rFonts w:ascii="Microsoft YaHei" w:hAnsi="Microsoft YaHei" w:eastAsia="Microsoft YaHei"/>
+        </w:rPr>
+        <w:t>5.10 集团需求导出</w:t>
       </w:r>
     </w:p>
     <w:p>
@@ -2021,7 +2166,7 @@
         <w:drawing>
           <wp:inline xmlns:a="http://schemas.openxmlformats.org/drawingml/2006/main" xmlns:pic="http://schemas.openxmlformats.org/drawingml/2006/picture">
             <wp:extent cx="5486400" cy="2593317"/>
-            <wp:docPr id="7" name="Picture 7"/>
+            <wp:docPr id="8" name="Picture 8"/>
             <wp:cNvGraphicFramePr>
               <a:graphicFrameLocks noChangeAspect="1"/>
             </wp:cNvGraphicFramePr>
@@ -2033,7 +2178,7 @@
                     <pic:cNvPicPr/>
                   </pic:nvPicPr>
                   <pic:blipFill>
-                    <a:blip r:embed="rId15"/>
+                    <a:blip r:embed="rId16"/>
                     <a:stretch>
                       <a:fillRect/>
                     </a:stretch>
@@ -2095,7 +2240,7 @@
         <w:rPr>
           <w:rFonts w:ascii="Microsoft YaHei" w:hAnsi="Microsoft YaHei" w:eastAsia="Microsoft YaHei"/>
         </w:rPr>
-        <w:t>5.10 使用 Chrome 插件提取需求信息</w:t>
+        <w:t>5.11 使用 Chrome 插件提取需求信息</w:t>
       </w:r>
     </w:p>
     <w:p>
@@ -2145,7 +2290,7 @@
         <w:drawing>
           <wp:inline xmlns:a="http://schemas.openxmlformats.org/drawingml/2006/main" xmlns:pic="http://schemas.openxmlformats.org/drawingml/2006/picture">
             <wp:extent cx="5486400" cy="6868550"/>
-            <wp:docPr id="8" name="Picture 8"/>
+            <wp:docPr id="9" name="Picture 9"/>
             <wp:cNvGraphicFramePr>
               <a:graphicFrameLocks noChangeAspect="1"/>
             </wp:cNvGraphicFramePr>
@@ -2157,7 +2302,7 @@
                     <pic:cNvPicPr/>
                   </pic:nvPicPr>
                   <pic:blipFill>
-                    <a:blip r:embed="rId16"/>
+                    <a:blip r:embed="rId17"/>
                     <a:stretch>
                       <a:fillRect/>
                     </a:stretch>
@@ -2219,7 +2364,7 @@
         <w:rPr>
           <w:rFonts w:ascii="Microsoft YaHei" w:hAnsi="Microsoft YaHei" w:eastAsia="Microsoft YaHei"/>
         </w:rPr>
-        <w:t>5.11 插件收件人管理</w:t>
+        <w:t>5.12 插件收件人管理</w:t>
       </w:r>
     </w:p>
     <w:p>
@@ -2284,7 +2429,7 @@
         <w:drawing>
           <wp:inline xmlns:a="http://schemas.openxmlformats.org/drawingml/2006/main" xmlns:pic="http://schemas.openxmlformats.org/drawingml/2006/picture">
             <wp:extent cx="5486400" cy="6868550"/>
-            <wp:docPr id="9" name="Picture 9"/>
+            <wp:docPr id="10" name="Picture 10"/>
             <wp:cNvGraphicFramePr>
               <a:graphicFrameLocks noChangeAspect="1"/>
             </wp:cNvGraphicFramePr>
@@ -2296,7 +2441,7 @@
                     <pic:cNvPicPr/>
                   </pic:nvPicPr>
                   <pic:blipFill>
-                    <a:blip r:embed="rId17"/>
+                    <a:blip r:embed="rId18"/>
                     <a:stretch>
                       <a:fillRect/>
                     </a:stretch>
@@ -2337,7 +2482,7 @@
         <w:rPr>
           <w:rFonts w:ascii="Microsoft YaHei" w:hAnsi="Microsoft YaHei" w:eastAsia="Microsoft YaHei"/>
         </w:rPr>
-        <w:t>5.12 插件邮箱与数据库设置</w:t>
+        <w:t>5.13 插件邮箱与数据库设置</w:t>
       </w:r>
     </w:p>
     <w:p>
@@ -2415,7 +2560,7 @@
         <w:drawing>
           <wp:inline xmlns:a="http://schemas.openxmlformats.org/drawingml/2006/main" xmlns:pic="http://schemas.openxmlformats.org/drawingml/2006/picture">
             <wp:extent cx="5486400" cy="6868550"/>
-            <wp:docPr id="10" name="Picture 10"/>
+            <wp:docPr id="11" name="Picture 11"/>
             <wp:cNvGraphicFramePr>
               <a:graphicFrameLocks noChangeAspect="1"/>
             </wp:cNvGraphicFramePr>
@@ -2427,7 +2572,7 @@
                     <pic:cNvPicPr/>
                   </pic:nvPicPr>
                   <pic:blipFill>
-                    <a:blip r:embed="rId18"/>
+                    <a:blip r:embed="rId19"/>
                     <a:stretch>
                       <a:fillRect/>
                     </a:stretch>
